--- a/paper/kampala_heat_flood_paper5.docx
+++ b/paper/kampala_heat_flood_paper5.docx
@@ -934,13 +934,21 @@
       </w:r>
     </w:p>
     <w:bookmarkEnd w:id="15"/>
-    <w:bookmarkStart w:id="16" w:name="references-to-complete"/>
+    <w:bookmarkStart w:id="16" w:name="references"/>
     <w:p>
       <w:pPr>
         <w:pStyle w:val="Heading1"/>
       </w:pPr>
       <w:r>
-        <w:t xml:space="preserve">References (to complete)</w:t>
+        <w:t xml:space="preserve">References</w:t>
+      </w:r>
+    </w:p>
+    <w:p>
+      <w:pPr>
+        <w:pStyle w:val="FirstParagraph"/>
+      </w:pPr>
+      <w:r>
+        <w:t xml:space="preserve">Items marked † were found through search, or are grey literature not yet opened; verify them before submission.</w:t>
       </w:r>
     </w:p>
     <w:p>
@@ -952,7 +960,23 @@
         </w:numPr>
       </w:pPr>
       <w:r>
-        <w:t xml:space="preserve">Papers A, D, 1 of this programme; the Uganda climate report (warm-nights analysis).</w:t>
+        <w:t xml:space="preserve">Oke, T. R. (1982). The energetic basis of the urban heat island.</w:t>
+      </w:r>
+      <w:r>
+        <w:t xml:space="preserve"> </w:t>
+      </w:r>
+      <w:r>
+        <w:rPr>
+          <w:i/>
+          <w:iCs/>
+        </w:rPr>
+        <w:t xml:space="preserve">Quarterly Journal of the Royal Meteorological Society</w:t>
+      </w:r>
+      <w:r>
+        <w:t xml:space="preserve"> </w:t>
+      </w:r>
+      <w:r>
+        <w:t xml:space="preserve">108, 1–24. doi:10.1002/qj.49710845502</w:t>
       </w:r>
     </w:p>
     <w:p>
@@ -964,7 +988,291 @@
         </w:numPr>
       </w:pPr>
       <w:r>
-        <w:t xml:space="preserve">NASA MODIS MOD11A2 v061; USGS Landsat Collection 2 Surface Temperature; JRC GHSL R2023A.</w:t>
+        <w:t xml:space="preserve">Peng, S., Piao, S., Ciais, P., Friedlingstein, P., Ottle, C., Bréon, F.-M., Nan, H., Zhou, L. and Myneni, R. B. (2012). Surface urban heat island across 419 global big cities.</w:t>
+      </w:r>
+      <w:r>
+        <w:t xml:space="preserve"> </w:t>
+      </w:r>
+      <w:r>
+        <w:rPr>
+          <w:i/>
+          <w:iCs/>
+        </w:rPr>
+        <w:t xml:space="preserve">Environmental Science &amp; Technology</w:t>
+      </w:r>
+      <w:r>
+        <w:t xml:space="preserve"> </w:t>
+      </w:r>
+      <w:r>
+        <w:t xml:space="preserve">46, 696–703. doi:10.1021/es2030438</w:t>
+      </w:r>
+    </w:p>
+    <w:p>
+      <w:pPr>
+        <w:pStyle w:val="Compact"/>
+        <w:numPr>
+          <w:ilvl w:val="0"/>
+          <w:numId w:val="1005"/>
+        </w:numPr>
+      </w:pPr>
+      <w:r>
+        <w:t xml:space="preserve">Imhoff, M. L., Zhang, P., Wolfe, R. E. and Bounoua, L. (2010). Remote sensing of the urban heat island effect across biomes in the continental USA.</w:t>
+      </w:r>
+      <w:r>
+        <w:t xml:space="preserve"> </w:t>
+      </w:r>
+      <w:r>
+        <w:rPr>
+          <w:i/>
+          <w:iCs/>
+        </w:rPr>
+        <w:t xml:space="preserve">Remote Sensing of Environment</w:t>
+      </w:r>
+      <w:r>
+        <w:t xml:space="preserve"> </w:t>
+      </w:r>
+      <w:r>
+        <w:t xml:space="preserve">114, 504–513. doi:10.1016/j.rse.2009.10.008</w:t>
+      </w:r>
+    </w:p>
+    <w:p>
+      <w:pPr>
+        <w:pStyle w:val="Compact"/>
+        <w:numPr>
+          <w:ilvl w:val="0"/>
+          <w:numId w:val="1005"/>
+        </w:numPr>
+      </w:pPr>
+      <w:r>
+        <w:t xml:space="preserve">Bowler, D. E., Buyung-Ali, L., Knight, T. M. and Pullin, A. S. (2010). Urban greening to cool towns and cities: a systematic review of the empirical evidence.</w:t>
+      </w:r>
+      <w:r>
+        <w:t xml:space="preserve"> </w:t>
+      </w:r>
+      <w:r>
+        <w:rPr>
+          <w:i/>
+          <w:iCs/>
+        </w:rPr>
+        <w:t xml:space="preserve">Landscape and Urban Planning</w:t>
+      </w:r>
+      <w:r>
+        <w:t xml:space="preserve"> </w:t>
+      </w:r>
+      <w:r>
+        <w:t xml:space="preserve">97, 147–155. doi:10.1016/j.landurbplan.2010.05.006</w:t>
+      </w:r>
+    </w:p>
+    <w:p>
+      <w:pPr>
+        <w:pStyle w:val="Compact"/>
+        <w:numPr>
+          <w:ilvl w:val="0"/>
+          <w:numId w:val="1005"/>
+        </w:numPr>
+      </w:pPr>
+      <w:r>
+        <w:t xml:space="preserve">Zscheischler, J. et al. (2018). Future climate risk from compound events.</w:t>
+      </w:r>
+      <w:r>
+        <w:t xml:space="preserve"> </w:t>
+      </w:r>
+      <w:r>
+        <w:rPr>
+          <w:i/>
+          <w:iCs/>
+        </w:rPr>
+        <w:t xml:space="preserve">Nature Climate Change</w:t>
+      </w:r>
+      <w:r>
+        <w:t xml:space="preserve"> </w:t>
+      </w:r>
+      <w:r>
+        <w:t xml:space="preserve">8, 469–477. doi:10.1038/s41558-018-0156-3</w:t>
+      </w:r>
+    </w:p>
+    <w:p>
+      <w:pPr>
+        <w:pStyle w:val="Compact"/>
+        <w:numPr>
+          <w:ilvl w:val="0"/>
+          <w:numId w:val="1005"/>
+        </w:numPr>
+      </w:pPr>
+      <w:r>
+        <w:t xml:space="preserve">† Wan, Z., Hook, S. and Hulley, G. (2021). MODIS/Terra Land Surface Temperature/Emissivity 8-Day L3 Global 1 km SIN Grid V061 (MOD11A2). NASA EOSDIS Land Processes DAAC. doi:10.5067/MODIS/MOD11A2.061</w:t>
+      </w:r>
+    </w:p>
+    <w:p>
+      <w:pPr>
+        <w:pStyle w:val="Compact"/>
+        <w:numPr>
+          <w:ilvl w:val="0"/>
+          <w:numId w:val="1005"/>
+        </w:numPr>
+      </w:pPr>
+      <w:r>
+        <w:t xml:space="preserve">Crawford, C. J. et al. (2023). The 50-year Landsat collection 2 archive.</w:t>
+      </w:r>
+      <w:r>
+        <w:t xml:space="preserve"> </w:t>
+      </w:r>
+      <w:r>
+        <w:rPr>
+          <w:i/>
+          <w:iCs/>
+        </w:rPr>
+        <w:t xml:space="preserve">Science of Remote Sensing</w:t>
+      </w:r>
+      <w:r>
+        <w:t xml:space="preserve"> </w:t>
+      </w:r>
+      <w:r>
+        <w:t xml:space="preserve">8, 100103. doi:10.1016/j.srs.2023.100103</w:t>
+      </w:r>
+    </w:p>
+    <w:p>
+      <w:pPr>
+        <w:pStyle w:val="Compact"/>
+        <w:numPr>
+          <w:ilvl w:val="0"/>
+          <w:numId w:val="1005"/>
+        </w:numPr>
+      </w:pPr>
+      <w:r>
+        <w:t xml:space="preserve">Tucker, C. J. (1979). Red and photographic infrared linear combinations for monitoring vegetation.</w:t>
+      </w:r>
+      <w:r>
+        <w:t xml:space="preserve"> </w:t>
+      </w:r>
+      <w:r>
+        <w:rPr>
+          <w:i/>
+          <w:iCs/>
+        </w:rPr>
+        <w:t xml:space="preserve">Remote Sensing of Environment</w:t>
+      </w:r>
+      <w:r>
+        <w:t xml:space="preserve"> </w:t>
+      </w:r>
+      <w:r>
+        <w:t xml:space="preserve">8, 127–150.</w:t>
+      </w:r>
+    </w:p>
+    <w:p>
+      <w:pPr>
+        <w:pStyle w:val="Compact"/>
+        <w:numPr>
+          <w:ilvl w:val="0"/>
+          <w:numId w:val="1005"/>
+        </w:numPr>
+      </w:pPr>
+      <w:r>
+        <w:t xml:space="preserve">Cameron, A. C. and Miller, D. L. (2015). A practitioner’s guide to cluster-robust inference.</w:t>
+      </w:r>
+      <w:r>
+        <w:t xml:space="preserve"> </w:t>
+      </w:r>
+      <w:r>
+        <w:rPr>
+          <w:i/>
+          <w:iCs/>
+        </w:rPr>
+        <w:t xml:space="preserve">Journal of Human Resources</w:t>
+      </w:r>
+      <w:r>
+        <w:t xml:space="preserve"> </w:t>
+      </w:r>
+      <w:r>
+        <w:t xml:space="preserve">50(2), 317–372.</w:t>
+      </w:r>
+    </w:p>
+    <w:p>
+      <w:pPr>
+        <w:pStyle w:val="Compact"/>
+        <w:numPr>
+          <w:ilvl w:val="0"/>
+          <w:numId w:val="1005"/>
+        </w:numPr>
+      </w:pPr>
+      <w:r>
+        <w:t xml:space="preserve">Pesaresi, M. and Politis, P. (2023). GHS-BUILT-S R2023A: GHS built-up surface grid, 1975–2030. European Commission, Joint Research Centre.</w:t>
+      </w:r>
+    </w:p>
+    <w:p>
+      <w:pPr>
+        <w:pStyle w:val="Compact"/>
+        <w:numPr>
+          <w:ilvl w:val="0"/>
+          <w:numId w:val="1005"/>
+        </w:numPr>
+      </w:pPr>
+      <w:r>
+        <w:t xml:space="preserve">Schiavina, M., Freire, S., Carioli, A. and MacManus, K. (2023). GHS-POP R2023A: GHS population grid, 1975–2030. European Commission, Joint Research Centre.</w:t>
+      </w:r>
+    </w:p>
+    <w:p>
+      <w:pPr>
+        <w:pStyle w:val="Compact"/>
+        <w:numPr>
+          <w:ilvl w:val="0"/>
+          <w:numId w:val="1005"/>
+        </w:numPr>
+      </w:pPr>
+      <w:r>
+        <w:t xml:space="preserve">European Space Agency (2021). Copernicus DEM GLO-30. doi:10.5270/ESA-c5d3d65</w:t>
+      </w:r>
+    </w:p>
+    <w:p>
+      <w:pPr>
+        <w:pStyle w:val="Compact"/>
+        <w:numPr>
+          <w:ilvl w:val="0"/>
+          <w:numId w:val="1005"/>
+        </w:numPr>
+      </w:pPr>
+      <w:r>
+        <w:t xml:space="preserve">Nobre, A. D., Cuartas, L. A., Hodnett, M., Rennó, C. D., Rodrigues, G., Silveira, A., Waterloo, M. and Saleska, S. (2011). Height Above the Nearest Drainage – a hydrologically relevant new terrain model.</w:t>
+      </w:r>
+      <w:r>
+        <w:t xml:space="preserve"> </w:t>
+      </w:r>
+      <w:r>
+        <w:rPr>
+          <w:i/>
+          <w:iCs/>
+        </w:rPr>
+        <w:t xml:space="preserve">Journal of Hydrology</w:t>
+      </w:r>
+      <w:r>
+        <w:t xml:space="preserve"> </w:t>
+      </w:r>
+      <w:r>
+        <w:t xml:space="preserve">404, 13–29. doi:10.1016/j.jhydrol.2011.03.051</w:t>
+      </w:r>
+    </w:p>
+    <w:p>
+      <w:pPr>
+        <w:pStyle w:val="Compact"/>
+        <w:numPr>
+          <w:ilvl w:val="0"/>
+          <w:numId w:val="1005"/>
+        </w:numPr>
+      </w:pPr>
+      <w:r>
+        <w:t xml:space="preserve">Gava, C. (2026). A dated, geocoded catalogue of reported floods in Kampala, Uganda, 2007–2026 (data paper D0 of this programme).</w:t>
+      </w:r>
+    </w:p>
+    <w:p>
+      <w:pPr>
+        <w:pStyle w:val="Compact"/>
+        <w:numPr>
+          <w:ilvl w:val="0"/>
+          <w:numId w:val="1005"/>
+        </w:numPr>
+      </w:pPr>
+      <w:r>
+        <w:t xml:space="preserve">Companion papers of this programme: A, D, 1; the Uganda climate report (warm-nights analysis).</w:t>
       </w:r>
     </w:p>
     <w:bookmarkEnd w:id="16"/>
@@ -1179,6 +1487,91 @@
       <w:rPr>
         <w:rFonts w:ascii="Wingdings" w:hAnsi="Wingdings" w:cs="Wingdings" w:hint="default"/>
       </w:rPr>
+    </w:lvl>
+  </w:abstractNum>
+  <w:abstractNum w:abstractNumId="99411">
+    <w:nsid w:val="00A99411"/>
+    <w:multiLevelType w:val="multilevel"/>
+    <w:lvl w:ilvl="0">
+      <w:start w:val="1"/>
+      <w:numFmt w:val="decimal"/>
+      <w:lvlText w:val="%1."/>
+      <w:lvlJc w:val="left"/>
+      <w:pPr>
+        <w:ind w:left="720" w:hanging="360"/>
+      </w:pPr>
+    </w:lvl>
+    <w:lvl w:ilvl="1">
+      <w:start w:val="1"/>
+      <w:numFmt w:val="decimal"/>
+      <w:lvlText w:val="%2."/>
+      <w:lvlJc w:val="left"/>
+      <w:pPr>
+        <w:ind w:left="1440" w:hanging="360"/>
+      </w:pPr>
+    </w:lvl>
+    <w:lvl w:ilvl="2">
+      <w:start w:val="1"/>
+      <w:numFmt w:val="decimal"/>
+      <w:lvlText w:val="%3."/>
+      <w:lvlJc w:val="left"/>
+      <w:pPr>
+        <w:ind w:left="2160" w:hanging="360"/>
+      </w:pPr>
+    </w:lvl>
+    <w:lvl w:ilvl="3">
+      <w:start w:val="1"/>
+      <w:numFmt w:val="decimal"/>
+      <w:lvlText w:val="%4."/>
+      <w:lvlJc w:val="left"/>
+      <w:pPr>
+        <w:ind w:left="2880" w:hanging="360"/>
+      </w:pPr>
+    </w:lvl>
+    <w:lvl w:ilvl="4">
+      <w:start w:val="1"/>
+      <w:numFmt w:val="decimal"/>
+      <w:lvlText w:val="%5."/>
+      <w:lvlJc w:val="left"/>
+      <w:pPr>
+        <w:ind w:left="3600" w:hanging="360"/>
+      </w:pPr>
+    </w:lvl>
+    <w:lvl w:ilvl="5">
+      <w:start w:val="1"/>
+      <w:numFmt w:val="decimal"/>
+      <w:lvlText w:val="%6."/>
+      <w:lvlJc w:val="left"/>
+      <w:pPr>
+        <w:ind w:left="4320" w:hanging="360"/>
+      </w:pPr>
+    </w:lvl>
+    <w:lvl w:ilvl="6">
+      <w:start w:val="1"/>
+      <w:numFmt w:val="decimal"/>
+      <w:lvlText w:val="%7."/>
+      <w:lvlJc w:val="left"/>
+      <w:pPr>
+        <w:ind w:left="5040" w:hanging="360"/>
+      </w:pPr>
+    </w:lvl>
+    <w:lvl w:ilvl="7">
+      <w:start w:val="1"/>
+      <w:numFmt w:val="decimal"/>
+      <w:lvlText w:val="%8."/>
+      <w:lvlJc w:val="left"/>
+      <w:pPr>
+        <w:ind w:left="5760" w:hanging="360"/>
+      </w:pPr>
+    </w:lvl>
+    <w:lvl w:ilvl="8">
+      <w:start w:val="1"/>
+      <w:numFmt w:val="decimal"/>
+      <w:lvlText w:val="%9."/>
+      <w:lvlJc w:val="left"/>
+      <w:pPr>
+        <w:ind w:left="6480" w:hanging="360"/>
+      </w:pPr>
     </w:lvl>
   </w:abstractNum>
   <w:num w:numId="1000">
@@ -1197,7 +1590,34 @@
     <w:abstractNumId w:val="991"/>
   </w:num>
   <w:num w:numId="1005">
-    <w:abstractNumId w:val="991"/>
+    <w:abstractNumId w:val="99411"/>
+    <w:lvlOverride w:ilvl="0">
+      <w:startOverride w:val="1"/>
+    </w:lvlOverride>
+    <w:lvlOverride w:ilvl="1">
+      <w:startOverride w:val="1"/>
+    </w:lvlOverride>
+    <w:lvlOverride w:ilvl="2">
+      <w:startOverride w:val="1"/>
+    </w:lvlOverride>
+    <w:lvlOverride w:ilvl="3">
+      <w:startOverride w:val="1"/>
+    </w:lvlOverride>
+    <w:lvlOverride w:ilvl="4">
+      <w:startOverride w:val="1"/>
+    </w:lvlOverride>
+    <w:lvlOverride w:ilvl="5">
+      <w:startOverride w:val="1"/>
+    </w:lvlOverride>
+    <w:lvlOverride w:ilvl="6">
+      <w:startOverride w:val="1"/>
+    </w:lvlOverride>
+    <w:lvlOverride w:ilvl="7">
+      <w:startOverride w:val="1"/>
+    </w:lvlOverride>
+    <w:lvlOverride w:ilvl="8">
+      <w:startOverride w:val="1"/>
+    </w:lvlOverride>
   </w:num>
 </w:numbering>
 </file>
